--- a/DBT/lab/Assignment/Assignment008 (Aggregate Functions).docx
+++ b/DBT/lab/Assignment/Assignment008 (Aggregate Functions).docx
@@ -11,13 +11,31 @@
           <w:sz w:val="28"/>
         </w:rPr>
       </w:pPr>
+      <w:proofErr w:type="spellStart"/>
       <w:r>
         <w:rPr>
           <w:rFonts w:ascii="Tahoma" w:eastAsia="Tahoma" w:hAnsi="Tahoma" w:cs="Tahoma"/>
           <w:color w:val="000000"/>
           <w:sz w:val="28"/>
         </w:rPr>
-        <w:t xml:space="preserve">Assignment </w:t>
+        <w:t>m</w:t>
+      </w:r>
+      <w:r>
+        <w:rPr>
+          <w:rFonts w:ascii="Tahoma" w:eastAsia="Tahoma" w:hAnsi="Tahoma" w:cs="Tahoma"/>
+          <w:color w:val="000000"/>
+          <w:sz w:val="28"/>
+        </w:rPr>
+        <w:t>Assignment</w:t>
+      </w:r>
+      <w:proofErr w:type="spellEnd"/>
+      <w:r>
+        <w:rPr>
+          <w:rFonts w:ascii="Tahoma" w:eastAsia="Tahoma" w:hAnsi="Tahoma" w:cs="Tahoma"/>
+          <w:color w:val="000000"/>
+          <w:sz w:val="28"/>
+        </w:rPr>
+        <w:t xml:space="preserve"> </w:t>
       </w:r>
     </w:p>
     <w:p>
@@ -393,18 +411,7 @@
           <w:color w:val="000000"/>
           <w:sz w:val="20"/>
         </w:rPr>
-        <w:t>student_</w:t>
-      </w:r>
-      <w:proofErr w:type="gramStart"/>
-      <w:r>
-        <w:rPr>
-          <w:rFonts w:ascii="Palatino Linotype" w:eastAsia="Palatino Linotype" w:hAnsi="Palatino Linotype" w:cs="Palatino Linotype"/>
-          <w:b/>
-          <w:i/>
-          <w:color w:val="000000"/>
-          <w:sz w:val="20"/>
-        </w:rPr>
-        <w:t>order</w:t>
+        <w:t>student_order</w:t>
       </w:r>
       <w:proofErr w:type="spellEnd"/>
       <w:r>
@@ -423,16 +430,7 @@
           <w:color w:val="000000"/>
           <w:sz w:val="20"/>
         </w:rPr>
-        <w:t>relation</w:t>
-      </w:r>
-      <w:proofErr w:type="gramEnd"/>
-      <w:r>
-        <w:rPr>
-          <w:rFonts w:ascii="Palatino Linotype" w:eastAsia="Palatino Linotype" w:hAnsi="Palatino Linotype" w:cs="Palatino Linotype"/>
-          <w:color w:val="000000"/>
-          <w:sz w:val="20"/>
-        </w:rPr>
-        <w:t xml:space="preserve"> to solve the following queries.</w:t>
+        <w:t>relation to solve the following queries.</w:t>
       </w:r>
     </w:p>
     <w:p>
@@ -463,12 +461,6 @@
         <w:gridCol w:w="9242"/>
       </w:tblGrid>
       <w:tr>
-        <w:tblPrEx>
-          <w:tblCellMar>
-            <w:top w:w="0" w:type="dxa"/>
-            <w:bottom w:w="0" w:type="dxa"/>
-          </w:tblCellMar>
-        </w:tblPrEx>
         <w:trPr>
           <w:trHeight w:val="1"/>
           <w:jc w:val="center"/>
@@ -510,12 +502,6 @@
         </w:tc>
       </w:tr>
       <w:tr>
-        <w:tblPrEx>
-          <w:tblCellMar>
-            <w:top w:w="0" w:type="dxa"/>
-            <w:bottom w:w="0" w:type="dxa"/>
-          </w:tblCellMar>
-        </w:tblPrEx>
         <w:trPr>
           <w:trHeight w:val="1"/>
           <w:jc w:val="center"/>
@@ -581,12 +567,6 @@
         </w:tc>
       </w:tr>
       <w:tr>
-        <w:tblPrEx>
-          <w:tblCellMar>
-            <w:top w:w="0" w:type="dxa"/>
-            <w:bottom w:w="0" w:type="dxa"/>
-          </w:tblCellMar>
-        </w:tblPrEx>
         <w:trPr>
           <w:trHeight w:val="1"/>
           <w:jc w:val="center"/>
@@ -628,12 +608,6 @@
         </w:tc>
       </w:tr>
       <w:tr>
-        <w:tblPrEx>
-          <w:tblCellMar>
-            <w:top w:w="0" w:type="dxa"/>
-            <w:bottom w:w="0" w:type="dxa"/>
-          </w:tblCellMar>
-        </w:tblPrEx>
         <w:trPr>
           <w:trHeight w:val="1"/>
           <w:jc w:val="center"/>
@@ -667,34 +641,12 @@
                 <w:rFonts w:ascii="Calibri" w:eastAsia="Calibri" w:hAnsi="Calibri" w:cs="Calibri"/>
                 <w:sz w:val="22"/>
               </w:rPr>
-              <w:t xml:space="preserve">select </w:t>
-            </w:r>
-            <w:proofErr w:type="gramStart"/>
-            <w:r>
-              <w:rPr>
-                <w:rFonts w:ascii="Calibri" w:eastAsia="Calibri" w:hAnsi="Calibri" w:cs="Calibri"/>
-                <w:sz w:val="22"/>
-              </w:rPr>
-              <w:t>count(</w:t>
-            </w:r>
-            <w:proofErr w:type="gramEnd"/>
-            <w:r>
-              <w:rPr>
-                <w:rFonts w:ascii="Calibri" w:eastAsia="Calibri" w:hAnsi="Calibri" w:cs="Calibri"/>
-                <w:sz w:val="22"/>
-              </w:rPr>
-              <w:t>*) from student where year(dob) = 1986;</w:t>
+              <w:t>select count(*) from student where year(dob) = 1986;</w:t>
             </w:r>
           </w:p>
         </w:tc>
       </w:tr>
       <w:tr>
-        <w:tblPrEx>
-          <w:tblCellMar>
-            <w:top w:w="0" w:type="dxa"/>
-            <w:bottom w:w="0" w:type="dxa"/>
-          </w:tblCellMar>
-        </w:tblPrEx>
         <w:trPr>
           <w:trHeight w:val="1"/>
           <w:jc w:val="center"/>
@@ -754,12 +706,6 @@
         </w:tc>
       </w:tr>
       <w:tr>
-        <w:tblPrEx>
-          <w:tblCellMar>
-            <w:top w:w="0" w:type="dxa"/>
-            <w:bottom w:w="0" w:type="dxa"/>
-          </w:tblCellMar>
-        </w:tblPrEx>
         <w:trPr>
           <w:trHeight w:val="1"/>
           <w:jc w:val="center"/>
@@ -793,23 +739,7 @@
                 <w:rFonts w:ascii="Calibri" w:eastAsia="Calibri" w:hAnsi="Calibri" w:cs="Calibri"/>
                 <w:sz w:val="22"/>
               </w:rPr>
-              <w:t xml:space="preserve">select </w:t>
-            </w:r>
-            <w:proofErr w:type="gramStart"/>
-            <w:r>
-              <w:rPr>
-                <w:rFonts w:ascii="Calibri" w:eastAsia="Calibri" w:hAnsi="Calibri" w:cs="Calibri"/>
-                <w:sz w:val="22"/>
-              </w:rPr>
-              <w:t>count(</w:t>
-            </w:r>
-            <w:proofErr w:type="gramEnd"/>
-            <w:r>
-              <w:rPr>
-                <w:rFonts w:ascii="Calibri" w:eastAsia="Calibri" w:hAnsi="Calibri" w:cs="Calibri"/>
-                <w:sz w:val="22"/>
-              </w:rPr>
-              <w:t xml:space="preserve">*) from student where </w:t>
+              <w:t xml:space="preserve">select count(*) from student where </w:t>
             </w:r>
             <w:proofErr w:type="spellStart"/>
             <w:r>
@@ -831,12 +761,6 @@
         </w:tc>
       </w:tr>
       <w:tr>
-        <w:tblPrEx>
-          <w:tblCellMar>
-            <w:top w:w="0" w:type="dxa"/>
-            <w:bottom w:w="0" w:type="dxa"/>
-          </w:tblCellMar>
-        </w:tblPrEx>
         <w:trPr>
           <w:trHeight w:val="1"/>
           <w:jc w:val="center"/>
@@ -878,12 +802,6 @@
         </w:tc>
       </w:tr>
       <w:tr>
-        <w:tblPrEx>
-          <w:tblCellMar>
-            <w:top w:w="0" w:type="dxa"/>
-            <w:bottom w:w="0" w:type="dxa"/>
-          </w:tblCellMar>
-        </w:tblPrEx>
         <w:trPr>
           <w:trHeight w:val="1"/>
           <w:jc w:val="center"/>
@@ -917,23 +835,7 @@
                 <w:rFonts w:ascii="Calibri" w:eastAsia="Calibri" w:hAnsi="Calibri" w:cs="Calibri"/>
                 <w:sz w:val="22"/>
               </w:rPr>
-              <w:t xml:space="preserve">select </w:t>
-            </w:r>
-            <w:proofErr w:type="gramStart"/>
-            <w:r>
-              <w:rPr>
-                <w:rFonts w:ascii="Calibri" w:eastAsia="Calibri" w:hAnsi="Calibri" w:cs="Calibri"/>
-                <w:sz w:val="22"/>
-              </w:rPr>
-              <w:t>count(</w:t>
-            </w:r>
-            <w:proofErr w:type="gramEnd"/>
-            <w:r>
-              <w:rPr>
-                <w:rFonts w:ascii="Calibri" w:eastAsia="Calibri" w:hAnsi="Calibri" w:cs="Calibri"/>
-                <w:sz w:val="22"/>
-              </w:rPr>
-              <w:t>*) from student where month(dob)= '</w:t>
+              <w:t>select count(*) from student where month(dob)= '</w:t>
             </w:r>
             <w:proofErr w:type="spellStart"/>
             <w:r>
@@ -955,12 +857,6 @@
         </w:tc>
       </w:tr>
       <w:tr>
-        <w:tblPrEx>
-          <w:tblCellMar>
-            <w:top w:w="0" w:type="dxa"/>
-            <w:bottom w:w="0" w:type="dxa"/>
-          </w:tblCellMar>
-        </w:tblPrEx>
         <w:trPr>
           <w:trHeight w:val="1"/>
           <w:jc w:val="center"/>
@@ -1020,12 +916,6 @@
         </w:tc>
       </w:tr>
       <w:tr>
-        <w:tblPrEx>
-          <w:tblCellMar>
-            <w:top w:w="0" w:type="dxa"/>
-            <w:bottom w:w="0" w:type="dxa"/>
-          </w:tblCellMar>
-        </w:tblPrEx>
         <w:trPr>
           <w:trHeight w:val="1"/>
           <w:jc w:val="center"/>
@@ -1054,16 +944,74 @@
                 <w:sz w:val="22"/>
               </w:rPr>
             </w:pPr>
+            <w:proofErr w:type="spellStart"/>
+            <w:r>
+              <w:rPr>
+                <w:rFonts w:ascii="Calibri" w:eastAsia="Calibri" w:hAnsi="Calibri" w:cs="Calibri"/>
+                <w:sz w:val="22"/>
+              </w:rPr>
+              <w:t>mysql</w:t>
+            </w:r>
+            <w:proofErr w:type="spellEnd"/>
+            <w:r>
+              <w:rPr>
+                <w:rFonts w:ascii="Calibri" w:eastAsia="Calibri" w:hAnsi="Calibri" w:cs="Calibri"/>
+                <w:sz w:val="22"/>
+              </w:rPr>
+              <w:t>&gt; select count(*),</w:t>
+            </w:r>
+            <w:proofErr w:type="spellStart"/>
+            <w:r>
+              <w:rPr>
+                <w:rFonts w:ascii="Calibri" w:eastAsia="Calibri" w:hAnsi="Calibri" w:cs="Calibri"/>
+                <w:sz w:val="22"/>
+              </w:rPr>
+              <w:t>studentID,number</w:t>
+            </w:r>
+            <w:proofErr w:type="spellEnd"/>
+            <w:r>
+              <w:rPr>
+                <w:rFonts w:ascii="Calibri" w:eastAsia="Calibri" w:hAnsi="Calibri" w:cs="Calibri"/>
+                <w:sz w:val="22"/>
+              </w:rPr>
+              <w:t xml:space="preserve"> from </w:t>
+            </w:r>
+            <w:proofErr w:type="spellStart"/>
+            <w:r>
+              <w:rPr>
+                <w:rFonts w:ascii="Calibri" w:eastAsia="Calibri" w:hAnsi="Calibri" w:cs="Calibri"/>
+                <w:sz w:val="22"/>
+              </w:rPr>
+              <w:t>student_phone</w:t>
+            </w:r>
+            <w:proofErr w:type="spellEnd"/>
+            <w:r>
+              <w:rPr>
+                <w:rFonts w:ascii="Calibri" w:eastAsia="Calibri" w:hAnsi="Calibri" w:cs="Calibri"/>
+                <w:sz w:val="22"/>
+              </w:rPr>
+              <w:t xml:space="preserve"> group by </w:t>
+            </w:r>
+            <w:proofErr w:type="spellStart"/>
+            <w:r>
+              <w:rPr>
+                <w:rFonts w:ascii="Calibri" w:eastAsia="Calibri" w:hAnsi="Calibri" w:cs="Calibri"/>
+                <w:sz w:val="22"/>
+              </w:rPr>
+              <w:t>studentID</w:t>
+            </w:r>
+            <w:proofErr w:type="spellEnd"/>
+            <w:r>
+              <w:rPr>
+                <w:rFonts w:ascii="Calibri" w:eastAsia="Calibri" w:hAnsi="Calibri" w:cs="Calibri"/>
+                <w:sz w:val="22"/>
+              </w:rPr>
+              <w:t xml:space="preserve"> having count(number)&gt;1;</w:t>
+            </w:r>
           </w:p>
         </w:tc>
       </w:tr>
       <w:tr>
-        <w:tblPrEx>
-          <w:tblCellMar>
-            <w:top w:w="0" w:type="dxa"/>
-            <w:bottom w:w="0" w:type="dxa"/>
-          </w:tblCellMar>
-        </w:tblPrEx>
         <w:trPr>
           <w:trHeight w:val="1"/>
           <w:jc w:val="center"/>
@@ -1123,12 +1071,6 @@
         </w:tc>
       </w:tr>
       <w:tr>
-        <w:tblPrEx>
-          <w:tblCellMar>
-            <w:top w:w="0" w:type="dxa"/>
-            <w:bottom w:w="0" w:type="dxa"/>
-          </w:tblCellMar>
-        </w:tblPrEx>
         <w:trPr>
           <w:trHeight w:val="1"/>
           <w:jc w:val="center"/>
@@ -1157,16 +1099,47 @@
                 <w:sz w:val="22"/>
               </w:rPr>
             </w:pPr>
+            <w:r>
+              <w:rPr>
+                <w:rFonts w:ascii="Calibri" w:eastAsia="Calibri" w:hAnsi="Calibri" w:cs="Calibri"/>
+                <w:sz w:val="22"/>
+              </w:rPr>
+              <w:t>SELECT DISTINCT universi</w:t>
+            </w:r>
+            <w:r>
+              <w:rPr>
+                <w:rFonts w:ascii="Calibri" w:eastAsia="Calibri" w:hAnsi="Calibri" w:cs="Calibri"/>
+                <w:sz w:val="22"/>
+              </w:rPr>
+              <w:t>ty</w:t>
+            </w:r>
+            <w:r>
+              <w:rPr>
+                <w:rFonts w:ascii="Calibri" w:eastAsia="Calibri" w:hAnsi="Calibri" w:cs="Calibri"/>
+                <w:sz w:val="22"/>
+              </w:rPr>
+              <w:t xml:space="preserve"> FROM </w:t>
+            </w:r>
+            <w:proofErr w:type="spellStart"/>
+            <w:r>
+              <w:rPr>
+                <w:rFonts w:ascii="Calibri" w:eastAsia="Calibri" w:hAnsi="Calibri" w:cs="Calibri"/>
+                <w:sz w:val="22"/>
+              </w:rPr>
+              <w:t>student_qualifications</w:t>
+            </w:r>
+            <w:proofErr w:type="spellEnd"/>
+            <w:r>
+              <w:rPr>
+                <w:rFonts w:ascii="Calibri" w:eastAsia="Calibri" w:hAnsi="Calibri" w:cs="Calibri"/>
+                <w:sz w:val="22"/>
+              </w:rPr>
+              <w:t>;</w:t>
+            </w:r>
           </w:p>
         </w:tc>
       </w:tr>
       <w:tr>
-        <w:tblPrEx>
-          <w:tblCellMar>
-            <w:top w:w="0" w:type="dxa"/>
-            <w:bottom w:w="0" w:type="dxa"/>
-          </w:tblCellMar>
-        </w:tblPrEx>
         <w:trPr>
           <w:trHeight w:val="1"/>
           <w:jc w:val="center"/>
@@ -1208,12 +1181,6 @@
         </w:tc>
       </w:tr>
       <w:tr>
-        <w:tblPrEx>
-          <w:tblCellMar>
-            <w:top w:w="0" w:type="dxa"/>
-            <w:bottom w:w="0" w:type="dxa"/>
-          </w:tblCellMar>
-        </w:tblPrEx>
         <w:trPr>
           <w:trHeight w:val="1"/>
           <w:jc w:val="center"/>
@@ -1242,16 +1209,77 @@
                 <w:sz w:val="22"/>
               </w:rPr>
             </w:pPr>
+            <w:r>
+              <w:rPr>
+                <w:rFonts w:ascii="Calibri" w:eastAsia="Calibri" w:hAnsi="Calibri" w:cs="Calibri"/>
+                <w:sz w:val="22"/>
+              </w:rPr>
+              <w:t xml:space="preserve">SELECT university, COUNT(*) AS </w:t>
+            </w:r>
+            <w:proofErr w:type="spellStart"/>
+            <w:r>
+              <w:rPr>
+                <w:rFonts w:ascii="Calibri" w:eastAsia="Calibri" w:hAnsi="Calibri" w:cs="Calibri"/>
+                <w:sz w:val="22"/>
+              </w:rPr>
+              <w:t>student_count</w:t>
+            </w:r>
+            <w:proofErr w:type="spellEnd"/>
+            <w:r>
+              <w:rPr>
+                <w:rFonts w:ascii="Calibri" w:eastAsia="Calibri" w:hAnsi="Calibri" w:cs="Calibri"/>
+                <w:sz w:val="22"/>
+              </w:rPr>
+              <w:t xml:space="preserve"> </w:t>
+            </w:r>
+            <w:r>
+              <w:rPr>
+                <w:rFonts w:ascii="Calibri" w:eastAsia="Calibri" w:hAnsi="Calibri" w:cs="Calibri"/>
+                <w:sz w:val="22"/>
+              </w:rPr>
+              <w:t xml:space="preserve">FROM </w:t>
+            </w:r>
+            <w:proofErr w:type="spellStart"/>
+            <w:r>
+              <w:rPr>
+                <w:rFonts w:ascii="Calibri" w:eastAsia="Calibri" w:hAnsi="Calibri" w:cs="Calibri"/>
+                <w:sz w:val="22"/>
+              </w:rPr>
+              <w:t>student_qualifications</w:t>
+            </w:r>
+            <w:proofErr w:type="spellEnd"/>
+            <w:r>
+              <w:rPr>
+                <w:rFonts w:ascii="Calibri" w:eastAsia="Calibri" w:hAnsi="Calibri" w:cs="Calibri"/>
+                <w:sz w:val="22"/>
+              </w:rPr>
+              <w:t xml:space="preserve"> </w:t>
+            </w:r>
+            <w:r>
+              <w:rPr>
+                <w:rFonts w:ascii="Calibri" w:eastAsia="Calibri" w:hAnsi="Calibri" w:cs="Calibri"/>
+                <w:sz w:val="22"/>
+              </w:rPr>
+              <w:t>WHERE name = 'BE'</w:t>
+            </w:r>
+            <w:r>
+              <w:rPr>
+                <w:rFonts w:ascii="Calibri" w:eastAsia="Calibri" w:hAnsi="Calibri" w:cs="Calibri"/>
+                <w:sz w:val="22"/>
+              </w:rPr>
+              <w:t xml:space="preserve"> </w:t>
+            </w:r>
+            <w:r>
+              <w:rPr>
+                <w:rFonts w:ascii="Calibri" w:eastAsia="Calibri" w:hAnsi="Calibri" w:cs="Calibri"/>
+                <w:sz w:val="22"/>
+              </w:rPr>
+              <w:t>GROUP BY university;</w:t>
+            </w:r>
           </w:p>
         </w:tc>
       </w:tr>
       <w:tr>
-        <w:tblPrEx>
-          <w:tblCellMar>
-            <w:top w:w="0" w:type="dxa"/>
-            <w:bottom w:w="0" w:type="dxa"/>
-          </w:tblCellMar>
-        </w:tblPrEx>
         <w:trPr>
           <w:trHeight w:val="1"/>
           <w:jc w:val="center"/>
@@ -1293,12 +1321,6 @@
         </w:tc>
       </w:tr>
       <w:tr>
-        <w:tblPrEx>
-          <w:tblCellMar>
-            <w:top w:w="0" w:type="dxa"/>
-            <w:bottom w:w="0" w:type="dxa"/>
-          </w:tblCellMar>
-        </w:tblPrEx>
         <w:trPr>
           <w:trHeight w:val="1"/>
           <w:jc w:val="center"/>
@@ -1331,12 +1353,6 @@
         </w:tc>
       </w:tr>
       <w:tr>
-        <w:tblPrEx>
-          <w:tblCellMar>
-            <w:top w:w="0" w:type="dxa"/>
-            <w:bottom w:w="0" w:type="dxa"/>
-          </w:tblCellMar>
-        </w:tblPrEx>
         <w:trPr>
           <w:trHeight w:val="1"/>
           <w:jc w:val="center"/>
@@ -1378,12 +1394,6 @@
         </w:tc>
       </w:tr>
       <w:tr>
-        <w:tblPrEx>
-          <w:tblCellMar>
-            <w:top w:w="0" w:type="dxa"/>
-            <w:bottom w:w="0" w:type="dxa"/>
-          </w:tblCellMar>
-        </w:tblPrEx>
         <w:trPr>
           <w:trHeight w:val="1"/>
           <w:jc w:val="center"/>
@@ -1416,12 +1426,6 @@
         </w:tc>
       </w:tr>
       <w:tr>
-        <w:tblPrEx>
-          <w:tblCellMar>
-            <w:top w:w="0" w:type="dxa"/>
-            <w:bottom w:w="0" w:type="dxa"/>
-          </w:tblCellMar>
-        </w:tblPrEx>
         <w:trPr>
           <w:trHeight w:val="1"/>
           <w:jc w:val="center"/>
@@ -1463,12 +1467,6 @@
         </w:tc>
       </w:tr>
       <w:tr>
-        <w:tblPrEx>
-          <w:tblCellMar>
-            <w:top w:w="0" w:type="dxa"/>
-            <w:bottom w:w="0" w:type="dxa"/>
-          </w:tblCellMar>
-        </w:tblPrEx>
         <w:trPr>
           <w:trHeight w:val="1"/>
           <w:jc w:val="center"/>
@@ -1501,12 +1499,6 @@
         </w:tc>
       </w:tr>
       <w:tr>
-        <w:tblPrEx>
-          <w:tblCellMar>
-            <w:top w:w="0" w:type="dxa"/>
-            <w:bottom w:w="0" w:type="dxa"/>
-          </w:tblCellMar>
-        </w:tblPrEx>
         <w:trPr>
           <w:trHeight w:val="1"/>
           <w:jc w:val="center"/>
@@ -1548,12 +1540,6 @@
         </w:tc>
       </w:tr>
       <w:tr>
-        <w:tblPrEx>
-          <w:tblCellMar>
-            <w:top w:w="0" w:type="dxa"/>
-            <w:bottom w:w="0" w:type="dxa"/>
-          </w:tblCellMar>
-        </w:tblPrEx>
         <w:trPr>
           <w:trHeight w:val="1"/>
           <w:jc w:val="center"/>
@@ -1586,12 +1572,6 @@
         </w:tc>
       </w:tr>
       <w:tr>
-        <w:tblPrEx>
-          <w:tblCellMar>
-            <w:top w:w="0" w:type="dxa"/>
-            <w:bottom w:w="0" w:type="dxa"/>
-          </w:tblCellMar>
-        </w:tblPrEx>
         <w:trPr>
           <w:trHeight w:val="1"/>
           <w:jc w:val="center"/>
@@ -1651,12 +1631,6 @@
         </w:tc>
       </w:tr>
       <w:tr>
-        <w:tblPrEx>
-          <w:tblCellMar>
-            <w:top w:w="0" w:type="dxa"/>
-            <w:bottom w:w="0" w:type="dxa"/>
-          </w:tblCellMar>
-        </w:tblPrEx>
         <w:trPr>
           <w:trHeight w:val="1"/>
           <w:jc w:val="center"/>
@@ -1689,12 +1663,6 @@
         </w:tc>
       </w:tr>
       <w:tr>
-        <w:tblPrEx>
-          <w:tblCellMar>
-            <w:top w:w="0" w:type="dxa"/>
-            <w:bottom w:w="0" w:type="dxa"/>
-          </w:tblCellMar>
-        </w:tblPrEx>
         <w:trPr>
           <w:trHeight w:val="1"/>
           <w:jc w:val="center"/>
@@ -1736,12 +1704,6 @@
         </w:tc>
       </w:tr>
       <w:tr>
-        <w:tblPrEx>
-          <w:tblCellMar>
-            <w:top w:w="0" w:type="dxa"/>
-            <w:bottom w:w="0" w:type="dxa"/>
-          </w:tblCellMar>
-        </w:tblPrEx>
         <w:trPr>
           <w:trHeight w:val="1"/>
           <w:jc w:val="center"/>
@@ -1774,12 +1736,6 @@
         </w:tc>
       </w:tr>
       <w:tr>
-        <w:tblPrEx>
-          <w:tblCellMar>
-            <w:top w:w="0" w:type="dxa"/>
-            <w:bottom w:w="0" w:type="dxa"/>
-          </w:tblCellMar>
-        </w:tblPrEx>
         <w:trPr>
           <w:trHeight w:val="1"/>
           <w:jc w:val="center"/>
@@ -1821,12 +1777,6 @@
         </w:tc>
       </w:tr>
       <w:tr>
-        <w:tblPrEx>
-          <w:tblCellMar>
-            <w:top w:w="0" w:type="dxa"/>
-            <w:bottom w:w="0" w:type="dxa"/>
-          </w:tblCellMar>
-        </w:tblPrEx>
         <w:trPr>
           <w:trHeight w:val="1"/>
           <w:jc w:val="center"/>
@@ -1859,12 +1809,6 @@
         </w:tc>
       </w:tr>
       <w:tr>
-        <w:tblPrEx>
-          <w:tblCellMar>
-            <w:top w:w="0" w:type="dxa"/>
-            <w:bottom w:w="0" w:type="dxa"/>
-          </w:tblCellMar>
-        </w:tblPrEx>
         <w:trPr>
           <w:trHeight w:val="1"/>
           <w:jc w:val="center"/>
@@ -1906,12 +1850,6 @@
         </w:tc>
       </w:tr>
       <w:tr>
-        <w:tblPrEx>
-          <w:tblCellMar>
-            <w:top w:w="0" w:type="dxa"/>
-            <w:bottom w:w="0" w:type="dxa"/>
-          </w:tblCellMar>
-        </w:tblPrEx>
         <w:trPr>
           <w:trHeight w:val="1"/>
           <w:jc w:val="center"/>
@@ -1944,12 +1882,6 @@
         </w:tc>
       </w:tr>
       <w:tr>
-        <w:tblPrEx>
-          <w:tblCellMar>
-            <w:top w:w="0" w:type="dxa"/>
-            <w:bottom w:w="0" w:type="dxa"/>
-          </w:tblCellMar>
-        </w:tblPrEx>
         <w:trPr>
           <w:trHeight w:val="1"/>
           <w:jc w:val="center"/>
@@ -2009,12 +1941,6 @@
         </w:tc>
       </w:tr>
       <w:tr>
-        <w:tblPrEx>
-          <w:tblCellMar>
-            <w:top w:w="0" w:type="dxa"/>
-            <w:bottom w:w="0" w:type="dxa"/>
-          </w:tblCellMar>
-        </w:tblPrEx>
         <w:trPr>
           <w:trHeight w:val="1"/>
           <w:jc w:val="center"/>
@@ -2047,12 +1973,6 @@
         </w:tc>
       </w:tr>
       <w:tr>
-        <w:tblPrEx>
-          <w:tblCellMar>
-            <w:top w:w="0" w:type="dxa"/>
-            <w:bottom w:w="0" w:type="dxa"/>
-          </w:tblCellMar>
-        </w:tblPrEx>
         <w:trPr>
           <w:trHeight w:val="1"/>
           <w:jc w:val="center"/>
@@ -2088,18 +2008,13 @@
                 <w:color w:val="000000"/>
                 <w:sz w:val="20"/>
               </w:rPr>
+              <w:lastRenderedPageBreak/>
               <w:t>Find the maximum marks any student has got in “BE”.</w:t>
             </w:r>
           </w:p>
         </w:tc>
       </w:tr>
       <w:tr>
-        <w:tblPrEx>
-          <w:tblCellMar>
-            <w:top w:w="0" w:type="dxa"/>
-            <w:bottom w:w="0" w:type="dxa"/>
-          </w:tblCellMar>
-        </w:tblPrEx>
         <w:trPr>
           <w:trHeight w:val="1"/>
           <w:jc w:val="center"/>

--- a/DBT/lab/Assignment/Assignment008 (Aggregate Functions).docx
+++ b/DBT/lab/Assignment/Assignment008 (Aggregate Functions).docx
@@ -11,31 +11,13 @@
           <w:sz w:val="28"/>
         </w:rPr>
       </w:pPr>
-      <w:proofErr w:type="spellStart"/>
       <w:r>
         <w:rPr>
           <w:rFonts w:ascii="Tahoma" w:eastAsia="Tahoma" w:hAnsi="Tahoma" w:cs="Tahoma"/>
           <w:color w:val="000000"/>
           <w:sz w:val="28"/>
         </w:rPr>
-        <w:t>m</w:t>
-      </w:r>
-      <w:r>
-        <w:rPr>
-          <w:rFonts w:ascii="Tahoma" w:eastAsia="Tahoma" w:hAnsi="Tahoma" w:cs="Tahoma"/>
-          <w:color w:val="000000"/>
-          <w:sz w:val="28"/>
-        </w:rPr>
-        <w:t>Assignment</w:t>
-      </w:r>
-      <w:proofErr w:type="spellEnd"/>
-      <w:r>
-        <w:rPr>
-          <w:rFonts w:ascii="Tahoma" w:eastAsia="Tahoma" w:hAnsi="Tahoma" w:cs="Tahoma"/>
-          <w:color w:val="000000"/>
-          <w:sz w:val="28"/>
-        </w:rPr>
-        <w:t xml:space="preserve"> </w:t>
+        <w:t xml:space="preserve">mAssignment </w:t>
       </w:r>
     </w:p>
     <w:p>
@@ -182,7 +164,6 @@
         </w:rPr>
         <w:t xml:space="preserve">USE </w:t>
       </w:r>
-      <w:proofErr w:type="spellStart"/>
       <w:r>
         <w:rPr>
           <w:rFonts w:ascii="Palatino Linotype" w:eastAsia="Palatino Linotype" w:hAnsi="Palatino Linotype" w:cs="Palatino Linotype"/>
@@ -191,238 +172,7 @@
           <w:color w:val="000000"/>
           <w:sz w:val="20"/>
         </w:rPr>
-        <w:t>student_phone</w:t>
-      </w:r>
-      <w:proofErr w:type="spellEnd"/>
-      <w:r>
-        <w:rPr>
-          <w:rFonts w:ascii="Palatino Linotype" w:eastAsia="Palatino Linotype" w:hAnsi="Palatino Linotype" w:cs="Palatino Linotype"/>
-          <w:b/>
-          <w:i/>
-          <w:color w:val="000000"/>
-          <w:sz w:val="20"/>
-        </w:rPr>
-        <w:t xml:space="preserve">, </w:t>
-      </w:r>
-      <w:proofErr w:type="spellStart"/>
-      <w:r>
-        <w:rPr>
-          <w:rFonts w:ascii="Palatino Linotype" w:eastAsia="Palatino Linotype" w:hAnsi="Palatino Linotype" w:cs="Palatino Linotype"/>
-          <w:b/>
-          <w:i/>
-          <w:color w:val="000000"/>
-          <w:sz w:val="20"/>
-        </w:rPr>
-        <w:t>student_address</w:t>
-      </w:r>
-      <w:proofErr w:type="spellEnd"/>
-      <w:r>
-        <w:rPr>
-          <w:rFonts w:ascii="Palatino Linotype" w:eastAsia="Palatino Linotype" w:hAnsi="Palatino Linotype" w:cs="Palatino Linotype"/>
-          <w:b/>
-          <w:i/>
-          <w:color w:val="000000"/>
-          <w:sz w:val="20"/>
-        </w:rPr>
-        <w:t xml:space="preserve">, </w:t>
-      </w:r>
-      <w:proofErr w:type="spellStart"/>
-      <w:r>
-        <w:rPr>
-          <w:rFonts w:ascii="Palatino Linotype" w:eastAsia="Palatino Linotype" w:hAnsi="Palatino Linotype" w:cs="Palatino Linotype"/>
-          <w:b/>
-          <w:i/>
-          <w:color w:val="000000"/>
-          <w:sz w:val="20"/>
-        </w:rPr>
-        <w:t>faculty_phone</w:t>
-      </w:r>
-      <w:proofErr w:type="spellEnd"/>
-      <w:r>
-        <w:rPr>
-          <w:rFonts w:ascii="Palatino Linotype" w:eastAsia="Palatino Linotype" w:hAnsi="Palatino Linotype" w:cs="Palatino Linotype"/>
-          <w:b/>
-          <w:i/>
-          <w:color w:val="000000"/>
-          <w:sz w:val="20"/>
-        </w:rPr>
-        <w:t xml:space="preserve">, </w:t>
-      </w:r>
-      <w:proofErr w:type="spellStart"/>
-      <w:r>
-        <w:rPr>
-          <w:rFonts w:ascii="Palatino Linotype" w:eastAsia="Palatino Linotype" w:hAnsi="Palatino Linotype" w:cs="Palatino Linotype"/>
-          <w:b/>
-          <w:i/>
-          <w:color w:val="000000"/>
-          <w:sz w:val="20"/>
-        </w:rPr>
-        <w:t>faculty_address</w:t>
-      </w:r>
-      <w:proofErr w:type="spellEnd"/>
-      <w:r>
-        <w:rPr>
-          <w:rFonts w:ascii="Palatino Linotype" w:eastAsia="Palatino Linotype" w:hAnsi="Palatino Linotype" w:cs="Palatino Linotype"/>
-          <w:b/>
-          <w:i/>
-          <w:color w:val="000000"/>
-          <w:sz w:val="20"/>
-        </w:rPr>
-        <w:t xml:space="preserve">, </w:t>
-      </w:r>
-      <w:proofErr w:type="spellStart"/>
-      <w:r>
-        <w:rPr>
-          <w:rFonts w:ascii="Palatino Linotype" w:eastAsia="Palatino Linotype" w:hAnsi="Palatino Linotype" w:cs="Palatino Linotype"/>
-          <w:b/>
-          <w:i/>
-          <w:color w:val="000000"/>
-          <w:sz w:val="20"/>
-        </w:rPr>
-        <w:t>batch_students</w:t>
-      </w:r>
-      <w:proofErr w:type="spellEnd"/>
-      <w:r>
-        <w:rPr>
-          <w:rFonts w:ascii="Palatino Linotype" w:eastAsia="Palatino Linotype" w:hAnsi="Palatino Linotype" w:cs="Palatino Linotype"/>
-          <w:b/>
-          <w:i/>
-          <w:color w:val="000000"/>
-          <w:sz w:val="20"/>
-        </w:rPr>
-        <w:t xml:space="preserve">, </w:t>
-      </w:r>
-      <w:proofErr w:type="spellStart"/>
-      <w:r>
-        <w:rPr>
-          <w:rFonts w:ascii="Palatino Linotype" w:eastAsia="Palatino Linotype" w:hAnsi="Palatino Linotype" w:cs="Palatino Linotype"/>
-          <w:b/>
-          <w:i/>
-          <w:color w:val="000000"/>
-          <w:sz w:val="20"/>
-        </w:rPr>
-        <w:t>course_batches</w:t>
-      </w:r>
-      <w:proofErr w:type="spellEnd"/>
-      <w:r>
-        <w:rPr>
-          <w:rFonts w:ascii="Palatino Linotype" w:eastAsia="Palatino Linotype" w:hAnsi="Palatino Linotype" w:cs="Palatino Linotype"/>
-          <w:b/>
-          <w:i/>
-          <w:color w:val="000000"/>
-          <w:sz w:val="20"/>
-        </w:rPr>
-        <w:t xml:space="preserve">, </w:t>
-      </w:r>
-      <w:proofErr w:type="spellStart"/>
-      <w:r>
-        <w:rPr>
-          <w:rFonts w:ascii="Palatino Linotype" w:eastAsia="Palatino Linotype" w:hAnsi="Palatino Linotype" w:cs="Palatino Linotype"/>
-          <w:b/>
-          <w:i/>
-          <w:color w:val="000000"/>
-          <w:sz w:val="20"/>
-        </w:rPr>
-        <w:t>student_qualifications</w:t>
-      </w:r>
-      <w:proofErr w:type="spellEnd"/>
-      <w:r>
-        <w:rPr>
-          <w:rFonts w:ascii="Palatino Linotype" w:eastAsia="Palatino Linotype" w:hAnsi="Palatino Linotype" w:cs="Palatino Linotype"/>
-          <w:b/>
-          <w:i/>
-          <w:color w:val="000000"/>
-          <w:sz w:val="20"/>
-        </w:rPr>
-        <w:t xml:space="preserve">, </w:t>
-      </w:r>
-      <w:proofErr w:type="spellStart"/>
-      <w:r>
-        <w:rPr>
-          <w:rFonts w:ascii="Palatino Linotype" w:eastAsia="Palatino Linotype" w:hAnsi="Palatino Linotype" w:cs="Palatino Linotype"/>
-          <w:b/>
-          <w:i/>
-          <w:color w:val="000000"/>
-          <w:sz w:val="20"/>
-        </w:rPr>
-        <w:t>faculty_qualifications</w:t>
-      </w:r>
-      <w:proofErr w:type="spellEnd"/>
-      <w:r>
-        <w:rPr>
-          <w:rFonts w:ascii="Palatino Linotype" w:eastAsia="Palatino Linotype" w:hAnsi="Palatino Linotype" w:cs="Palatino Linotype"/>
-          <w:b/>
-          <w:i/>
-          <w:color w:val="000000"/>
-          <w:sz w:val="20"/>
-        </w:rPr>
-        <w:t xml:space="preserve">, </w:t>
-      </w:r>
-      <w:proofErr w:type="spellStart"/>
-      <w:r>
-        <w:rPr>
-          <w:rFonts w:ascii="Palatino Linotype" w:eastAsia="Palatino Linotype" w:hAnsi="Palatino Linotype" w:cs="Palatino Linotype"/>
-          <w:b/>
-          <w:i/>
-          <w:color w:val="000000"/>
-          <w:sz w:val="20"/>
-        </w:rPr>
-        <w:t>course_modules</w:t>
-      </w:r>
-      <w:proofErr w:type="spellEnd"/>
-      <w:r>
-        <w:rPr>
-          <w:rFonts w:ascii="Palatino Linotype" w:eastAsia="Palatino Linotype" w:hAnsi="Palatino Linotype" w:cs="Palatino Linotype"/>
-          <w:b/>
-          <w:i/>
-          <w:color w:val="000000"/>
-          <w:sz w:val="20"/>
-        </w:rPr>
-        <w:t xml:space="preserve">, modules, faculty, student, course, </w:t>
-      </w:r>
-      <w:proofErr w:type="spellStart"/>
-      <w:r>
-        <w:rPr>
-          <w:rFonts w:ascii="Palatino Linotype" w:eastAsia="Palatino Linotype" w:hAnsi="Palatino Linotype" w:cs="Palatino Linotype"/>
-          <w:b/>
-          <w:i/>
-          <w:color w:val="000000"/>
-          <w:sz w:val="20"/>
-        </w:rPr>
-        <w:t>student_cards</w:t>
-      </w:r>
-      <w:proofErr w:type="spellEnd"/>
-      <w:r>
-        <w:rPr>
-          <w:rFonts w:ascii="Palatino Linotype" w:eastAsia="Palatino Linotype" w:hAnsi="Palatino Linotype" w:cs="Palatino Linotype"/>
-          <w:b/>
-          <w:i/>
-          <w:color w:val="000000"/>
-          <w:sz w:val="20"/>
-        </w:rPr>
-        <w:t xml:space="preserve">, and </w:t>
-      </w:r>
-      <w:proofErr w:type="spellStart"/>
-      <w:r>
-        <w:rPr>
-          <w:rFonts w:ascii="Palatino Linotype" w:eastAsia="Palatino Linotype" w:hAnsi="Palatino Linotype" w:cs="Palatino Linotype"/>
-          <w:b/>
-          <w:i/>
-          <w:color w:val="000000"/>
-          <w:sz w:val="20"/>
-        </w:rPr>
-        <w:t>student_order</w:t>
-      </w:r>
-      <w:proofErr w:type="spellEnd"/>
-      <w:r>
-        <w:rPr>
-          <w:rFonts w:ascii="Palatino Linotype" w:eastAsia="Palatino Linotype" w:hAnsi="Palatino Linotype" w:cs="Palatino Linotype"/>
-          <w:b/>
-          <w:i/>
-          <w:color w:val="000000"/>
-          <w:sz w:val="20"/>
-        </w:rPr>
-        <w:t xml:space="preserve">  </w:t>
+        <w:t xml:space="preserve">student_phone, student_address, faculty_phone, faculty_address, batch_students, course_batches, student_qualifications, faculty_qualifications, course_modules, modules, faculty, student, course, student_cards, and student_order  </w:t>
       </w:r>
       <w:r>
         <w:rPr>
@@ -545,23 +295,7 @@
                 <w:rFonts w:ascii="Calibri" w:eastAsia="Calibri" w:hAnsi="Calibri" w:cs="Calibri"/>
                 <w:sz w:val="22"/>
               </w:rPr>
-              <w:t xml:space="preserve">select * from student order by id </w:t>
-            </w:r>
-            <w:proofErr w:type="spellStart"/>
-            <w:r>
-              <w:rPr>
-                <w:rFonts w:ascii="Calibri" w:eastAsia="Calibri" w:hAnsi="Calibri" w:cs="Calibri"/>
-                <w:sz w:val="22"/>
-              </w:rPr>
-              <w:t>desc</w:t>
-            </w:r>
-            <w:proofErr w:type="spellEnd"/>
-            <w:r>
-              <w:rPr>
-                <w:rFonts w:ascii="Calibri" w:eastAsia="Calibri" w:hAnsi="Calibri" w:cs="Calibri"/>
-                <w:sz w:val="22"/>
-              </w:rPr>
-              <w:t xml:space="preserve"> limit 7;</w:t>
+              <w:t>select * from student order by id desc limit 7;</w:t>
             </w:r>
           </w:p>
         </w:tc>
@@ -682,25 +416,7 @@
                 <w:color w:val="000000"/>
                 <w:sz w:val="20"/>
               </w:rPr>
-              <w:t xml:space="preserve">Count total number of students whose </w:t>
-            </w:r>
-            <w:proofErr w:type="spellStart"/>
-            <w:r>
-              <w:rPr>
-                <w:rFonts w:ascii="Palatino Linotype" w:eastAsia="Palatino Linotype" w:hAnsi="Palatino Linotype" w:cs="Palatino Linotype"/>
-                <w:color w:val="000000"/>
-                <w:sz w:val="20"/>
-              </w:rPr>
-              <w:t>namefirst</w:t>
-            </w:r>
-            <w:proofErr w:type="spellEnd"/>
-            <w:r>
-              <w:rPr>
-                <w:rFonts w:ascii="Palatino Linotype" w:eastAsia="Palatino Linotype" w:hAnsi="Palatino Linotype" w:cs="Palatino Linotype"/>
-                <w:color w:val="000000"/>
-                <w:sz w:val="20"/>
-              </w:rPr>
-              <w:t xml:space="preserve"> starts with the letter ‘B’.</w:t>
+              <w:t>Count total number of students whose namefirst starts with the letter ‘B’.</w:t>
             </w:r>
           </w:p>
         </w:tc>
@@ -739,23 +455,7 @@
                 <w:rFonts w:ascii="Calibri" w:eastAsia="Calibri" w:hAnsi="Calibri" w:cs="Calibri"/>
                 <w:sz w:val="22"/>
               </w:rPr>
-              <w:t xml:space="preserve">select count(*) from student where </w:t>
-            </w:r>
-            <w:proofErr w:type="spellStart"/>
-            <w:r>
-              <w:rPr>
-                <w:rFonts w:ascii="Calibri" w:eastAsia="Calibri" w:hAnsi="Calibri" w:cs="Calibri"/>
-                <w:sz w:val="22"/>
-              </w:rPr>
-              <w:t>namefirst</w:t>
-            </w:r>
-            <w:proofErr w:type="spellEnd"/>
-            <w:r>
-              <w:rPr>
-                <w:rFonts w:ascii="Calibri" w:eastAsia="Calibri" w:hAnsi="Calibri" w:cs="Calibri"/>
-                <w:sz w:val="22"/>
-              </w:rPr>
-              <w:t xml:space="preserve"> like 'B%';</w:t>
+              <w:t>select count(*) from student where namefirst like 'B%';</w:t>
             </w:r>
           </w:p>
         </w:tc>
@@ -835,23 +535,7 @@
                 <w:rFonts w:ascii="Calibri" w:eastAsia="Calibri" w:hAnsi="Calibri" w:cs="Calibri"/>
                 <w:sz w:val="22"/>
               </w:rPr>
-              <w:t>select count(*) from student where month(dob)= '</w:t>
-            </w:r>
-            <w:proofErr w:type="spellStart"/>
-            <w:r>
-              <w:rPr>
-                <w:rFonts w:ascii="Calibri" w:eastAsia="Calibri" w:hAnsi="Calibri" w:cs="Calibri"/>
-                <w:sz w:val="22"/>
-              </w:rPr>
-              <w:t>july</w:t>
-            </w:r>
-            <w:proofErr w:type="spellEnd"/>
-            <w:r>
-              <w:rPr>
-                <w:rFonts w:ascii="Calibri" w:eastAsia="Calibri" w:hAnsi="Calibri" w:cs="Calibri"/>
-                <w:sz w:val="22"/>
-              </w:rPr>
-              <w:t>';</w:t>
+              <w:t>select count(*) from student where month(dob)= 'july';</w:t>
             </w:r>
           </w:p>
         </w:tc>
@@ -892,25 +576,7 @@
                 <w:color w:val="000000"/>
                 <w:sz w:val="20"/>
               </w:rPr>
-              <w:t xml:space="preserve">Display </w:t>
-            </w:r>
-            <w:proofErr w:type="spellStart"/>
-            <w:r>
-              <w:rPr>
-                <w:rFonts w:ascii="Palatino Linotype" w:eastAsia="Palatino Linotype" w:hAnsi="Palatino Linotype" w:cs="Palatino Linotype"/>
-                <w:color w:val="000000"/>
-                <w:sz w:val="20"/>
-              </w:rPr>
-              <w:t>studentID</w:t>
-            </w:r>
-            <w:proofErr w:type="spellEnd"/>
-            <w:r>
-              <w:rPr>
-                <w:rFonts w:ascii="Palatino Linotype" w:eastAsia="Palatino Linotype" w:hAnsi="Palatino Linotype" w:cs="Palatino Linotype"/>
-                <w:color w:val="000000"/>
-                <w:sz w:val="20"/>
-              </w:rPr>
-              <w:t xml:space="preserve"> and count the student who are having more than two phones.</w:t>
+              <w:t>Display studentID and count the student who are having more than two phones.</w:t>
             </w:r>
           </w:p>
         </w:tc>
@@ -944,69 +610,12 @@
                 <w:sz w:val="22"/>
               </w:rPr>
             </w:pPr>
-            <w:proofErr w:type="spellStart"/>
-            <w:r>
-              <w:rPr>
-                <w:rFonts w:ascii="Calibri" w:eastAsia="Calibri" w:hAnsi="Calibri" w:cs="Calibri"/>
-                <w:sz w:val="22"/>
-              </w:rPr>
-              <w:t>mysql</w:t>
-            </w:r>
-            <w:proofErr w:type="spellEnd"/>
-            <w:r>
-              <w:rPr>
-                <w:rFonts w:ascii="Calibri" w:eastAsia="Calibri" w:hAnsi="Calibri" w:cs="Calibri"/>
-                <w:sz w:val="22"/>
-              </w:rPr>
-              <w:t>&gt; select count(*),</w:t>
-            </w:r>
-            <w:proofErr w:type="spellStart"/>
-            <w:r>
-              <w:rPr>
-                <w:rFonts w:ascii="Calibri" w:eastAsia="Calibri" w:hAnsi="Calibri" w:cs="Calibri"/>
-                <w:sz w:val="22"/>
-              </w:rPr>
-              <w:t>studentID,number</w:t>
-            </w:r>
-            <w:proofErr w:type="spellEnd"/>
-            <w:r>
-              <w:rPr>
-                <w:rFonts w:ascii="Calibri" w:eastAsia="Calibri" w:hAnsi="Calibri" w:cs="Calibri"/>
-                <w:sz w:val="22"/>
-              </w:rPr>
-              <w:t xml:space="preserve"> from </w:t>
-            </w:r>
-            <w:proofErr w:type="spellStart"/>
-            <w:r>
-              <w:rPr>
-                <w:rFonts w:ascii="Calibri" w:eastAsia="Calibri" w:hAnsi="Calibri" w:cs="Calibri"/>
-                <w:sz w:val="22"/>
-              </w:rPr>
-              <w:t>student_phone</w:t>
-            </w:r>
-            <w:proofErr w:type="spellEnd"/>
-            <w:r>
-              <w:rPr>
-                <w:rFonts w:ascii="Calibri" w:eastAsia="Calibri" w:hAnsi="Calibri" w:cs="Calibri"/>
-                <w:sz w:val="22"/>
-              </w:rPr>
-              <w:t xml:space="preserve"> group by </w:t>
-            </w:r>
-            <w:proofErr w:type="spellStart"/>
-            <w:r>
-              <w:rPr>
-                <w:rFonts w:ascii="Calibri" w:eastAsia="Calibri" w:hAnsi="Calibri" w:cs="Calibri"/>
-                <w:sz w:val="22"/>
-              </w:rPr>
-              <w:t>studentID</w:t>
-            </w:r>
-            <w:proofErr w:type="spellEnd"/>
-            <w:r>
-              <w:rPr>
-                <w:rFonts w:ascii="Calibri" w:eastAsia="Calibri" w:hAnsi="Calibri" w:cs="Calibri"/>
-                <w:sz w:val="22"/>
-              </w:rPr>
-              <w:t xml:space="preserve"> having count(number)&gt;1;</w:t>
+            <w:r>
+              <w:rPr>
+                <w:rFonts w:ascii="Calibri" w:eastAsia="Calibri" w:hAnsi="Calibri" w:cs="Calibri"/>
+                <w:sz w:val="22"/>
+              </w:rPr>
+              <w:t>mysql&gt; select count(*),studentID,number from student_phone group by studentID having count(number)&gt;1;</w:t>
             </w:r>
           </w:p>
         </w:tc>
@@ -1047,25 +656,7 @@
                 <w:color w:val="000000"/>
                 <w:sz w:val="20"/>
               </w:rPr>
-              <w:t xml:space="preserve">Count unique universities from </w:t>
-            </w:r>
-            <w:proofErr w:type="spellStart"/>
-            <w:r>
-              <w:rPr>
-                <w:rFonts w:ascii="Palatino Linotype" w:eastAsia="Palatino Linotype" w:hAnsi="Palatino Linotype" w:cs="Palatino Linotype"/>
-                <w:color w:val="000000"/>
-                <w:sz w:val="20"/>
-              </w:rPr>
-              <w:t>student_qualifications</w:t>
-            </w:r>
-            <w:proofErr w:type="spellEnd"/>
-            <w:r>
-              <w:rPr>
-                <w:rFonts w:ascii="Palatino Linotype" w:eastAsia="Palatino Linotype" w:hAnsi="Palatino Linotype" w:cs="Palatino Linotype"/>
-                <w:color w:val="000000"/>
-                <w:sz w:val="20"/>
-              </w:rPr>
-              <w:t xml:space="preserve"> table.</w:t>
+              <w:t>Count unique universities from student_qualifications table.</w:t>
             </w:r>
           </w:p>
         </w:tc>
@@ -1118,23 +709,7 @@
                 <w:rFonts w:ascii="Calibri" w:eastAsia="Calibri" w:hAnsi="Calibri" w:cs="Calibri"/>
                 <w:sz w:val="22"/>
               </w:rPr>
-              <w:t xml:space="preserve"> FROM </w:t>
-            </w:r>
-            <w:proofErr w:type="spellStart"/>
-            <w:r>
-              <w:rPr>
-                <w:rFonts w:ascii="Calibri" w:eastAsia="Calibri" w:hAnsi="Calibri" w:cs="Calibri"/>
-                <w:sz w:val="22"/>
-              </w:rPr>
-              <w:t>student_qualifications</w:t>
-            </w:r>
-            <w:proofErr w:type="spellEnd"/>
-            <w:r>
-              <w:rPr>
-                <w:rFonts w:ascii="Calibri" w:eastAsia="Calibri" w:hAnsi="Calibri" w:cs="Calibri"/>
-                <w:sz w:val="22"/>
-              </w:rPr>
-              <w:t>;</w:t>
+              <w:t xml:space="preserve"> FROM student_qualifications;</w:t>
             </w:r>
           </w:p>
         </w:tc>
@@ -1214,17 +789,8 @@
                 <w:rFonts w:ascii="Calibri" w:eastAsia="Calibri" w:hAnsi="Calibri" w:cs="Calibri"/>
                 <w:sz w:val="22"/>
               </w:rPr>
-              <w:t xml:space="preserve">SELECT university, COUNT(*) AS </w:t>
-            </w:r>
-            <w:proofErr w:type="spellStart"/>
-            <w:r>
-              <w:rPr>
-                <w:rFonts w:ascii="Calibri" w:eastAsia="Calibri" w:hAnsi="Calibri" w:cs="Calibri"/>
-                <w:sz w:val="22"/>
-              </w:rPr>
-              <w:t>student_count</w:t>
-            </w:r>
-            <w:proofErr w:type="spellEnd"/>
+              <w:t>SELECT university, COUNT(*) AS student_count</w:t>
+            </w:r>
             <w:r>
               <w:rPr>
                 <w:rFonts w:ascii="Calibri" w:eastAsia="Calibri" w:hAnsi="Calibri" w:cs="Calibri"/>
@@ -1237,17 +803,8 @@
                 <w:rFonts w:ascii="Calibri" w:eastAsia="Calibri" w:hAnsi="Calibri" w:cs="Calibri"/>
                 <w:sz w:val="22"/>
               </w:rPr>
-              <w:t xml:space="preserve">FROM </w:t>
-            </w:r>
-            <w:proofErr w:type="spellStart"/>
-            <w:r>
-              <w:rPr>
-                <w:rFonts w:ascii="Calibri" w:eastAsia="Calibri" w:hAnsi="Calibri" w:cs="Calibri"/>
-                <w:sz w:val="22"/>
-              </w:rPr>
-              <w:t>student_qualifications</w:t>
-            </w:r>
-            <w:proofErr w:type="spellEnd"/>
+              <w:t>FROM student_qualifications</w:t>
+            </w:r>
             <w:r>
               <w:rPr>
                 <w:rFonts w:ascii="Calibri" w:eastAsia="Calibri" w:hAnsi="Calibri" w:cs="Calibri"/>
@@ -1349,6 +906,13 @@
                 <w:sz w:val="22"/>
               </w:rPr>
             </w:pPr>
+            <w:r>
+              <w:rPr>
+                <w:rFonts w:ascii="Calibri" w:eastAsia="Calibri" w:hAnsi="Calibri" w:cs="Calibri"/>
+                <w:sz w:val="22"/>
+              </w:rPr>
+              <w:t>SELECT COUNT(*) FROM student_qualifications WHERE NAME = 'BE';</w:t>
+            </w:r>
           </w:p>
         </w:tc>
       </w:tr>
@@ -1422,6 +986,13 @@
                 <w:sz w:val="22"/>
               </w:rPr>
             </w:pPr>
+            <w:r>
+              <w:rPr>
+                <w:rFonts w:ascii="Calibri" w:eastAsia="Calibri" w:hAnsi="Calibri" w:cs="Calibri"/>
+                <w:sz w:val="22"/>
+              </w:rPr>
+              <w:t>SELECT COUNT(*) FROM student_qualifications WHERE NAME &lt;&gt; 'BE';</w:t>
+            </w:r>
           </w:p>
         </w:tc>
       </w:tr>
@@ -1488,6 +1059,9 @@
           </w:tcPr>
           <w:p>
             <w:pPr>
+              <w:tabs>
+                <w:tab w:val="left" w:pos="561"/>
+              </w:tabs>
               <w:spacing w:after="0" w:line="240" w:lineRule="auto"/>
               <w:ind w:left="94"/>
               <w:rPr>
@@ -1495,6 +1069,20 @@
                 <w:sz w:val="22"/>
               </w:rPr>
             </w:pPr>
+            <w:r>
+              <w:rPr>
+                <w:rFonts w:ascii="Calibri" w:eastAsia="Calibri" w:hAnsi="Calibri" w:cs="Calibri"/>
+                <w:sz w:val="22"/>
+              </w:rPr>
+              <w:tab/>
+            </w:r>
+            <w:r>
+              <w:rPr>
+                <w:rFonts w:ascii="Calibri" w:eastAsia="Calibri" w:hAnsi="Calibri" w:cs="Calibri"/>
+                <w:sz w:val="22"/>
+              </w:rPr>
+              <w:t>SELECT MAX(marks) FROM student_qualifications WHERE NAME = 'BE';</w:t>
+            </w:r>
           </w:p>
         </w:tc>
       </w:tr>
@@ -1561,6 +1149,9 @@
           </w:tcPr>
           <w:p>
             <w:pPr>
+              <w:tabs>
+                <w:tab w:val="left" w:pos="2160"/>
+              </w:tabs>
               <w:spacing w:after="0" w:line="240" w:lineRule="auto"/>
               <w:ind w:left="94"/>
               <w:rPr>
@@ -1568,6 +1159,13 @@
                 <w:sz w:val="22"/>
               </w:rPr>
             </w:pPr>
+            <w:r>
+              <w:rPr>
+                <w:rFonts w:ascii="Calibri" w:eastAsia="Calibri" w:hAnsi="Calibri" w:cs="Calibri"/>
+                <w:sz w:val="22"/>
+              </w:rPr>
+              <w:t>mysql&gt; SELECT MIN(marks) FROM student_qualifications WHERE NAME = 'BE';</w:t>
+            </w:r>
           </w:p>
         </w:tc>
       </w:tr>
@@ -1607,25 +1205,7 @@
                 <w:color w:val="000000"/>
                 <w:sz w:val="20"/>
               </w:rPr>
-              <w:t xml:space="preserve">Count how many </w:t>
-            </w:r>
-            <w:proofErr w:type="spellStart"/>
-            <w:r>
-              <w:rPr>
-                <w:rFonts w:ascii="Palatino Linotype" w:eastAsia="Palatino Linotype" w:hAnsi="Palatino Linotype" w:cs="Palatino Linotype"/>
-                <w:color w:val="000000"/>
-                <w:sz w:val="20"/>
-              </w:rPr>
-              <w:t>course_batches</w:t>
-            </w:r>
-            <w:proofErr w:type="spellEnd"/>
-            <w:r>
-              <w:rPr>
-                <w:rFonts w:ascii="Palatino Linotype" w:eastAsia="Palatino Linotype" w:hAnsi="Palatino Linotype" w:cs="Palatino Linotype"/>
-                <w:color w:val="000000"/>
-                <w:sz w:val="20"/>
-              </w:rPr>
-              <w:t xml:space="preserve"> have started on ’2016-02-01’.</w:t>
+              <w:t>Count how many course_batches have started on ’2016-02-01’.</w:t>
             </w:r>
           </w:p>
         </w:tc>
@@ -1659,6 +1239,13 @@
                 <w:sz w:val="22"/>
               </w:rPr>
             </w:pPr>
+            <w:r>
+              <w:rPr>
+                <w:rFonts w:ascii="Calibri" w:eastAsia="Calibri" w:hAnsi="Calibri" w:cs="Calibri"/>
+                <w:sz w:val="22"/>
+              </w:rPr>
+              <w:t>SELECT COUNT(*) FROM  course_batches WHERE starton = '2016-02-01';</w:t>
+            </w:r>
           </w:p>
         </w:tc>
       </w:tr>
@@ -1725,6 +1312,9 @@
           </w:tcPr>
           <w:p>
             <w:pPr>
+              <w:tabs>
+                <w:tab w:val="left" w:pos="2197"/>
+              </w:tabs>
               <w:spacing w:after="0" w:line="240" w:lineRule="auto"/>
               <w:ind w:left="94"/>
               <w:rPr>
@@ -1732,6 +1322,13 @@
                 <w:sz w:val="22"/>
               </w:rPr>
             </w:pPr>
+            <w:r>
+              <w:rPr>
+                <w:rFonts w:ascii="Calibri" w:eastAsia="Calibri" w:hAnsi="Calibri" w:cs="Calibri"/>
+                <w:sz w:val="22"/>
+              </w:rPr>
+              <w:t>SELECT COUNT(*) FROM student_qualifications WHERE NAME = 'BE' AND MARKS &gt; 60;</w:t>
+            </w:r>
           </w:p>
         </w:tc>
       </w:tr>
@@ -1799,12 +1396,18 @@
           <w:p>
             <w:pPr>
               <w:spacing w:after="0" w:line="240" w:lineRule="auto"/>
-              <w:ind w:left="454"/>
               <w:rPr>
                 <w:rFonts w:ascii="Calibri" w:eastAsia="Calibri" w:hAnsi="Calibri" w:cs="Calibri"/>
                 <w:sz w:val="22"/>
               </w:rPr>
             </w:pPr>
+            <w:r>
+              <w:rPr>
+                <w:rFonts w:ascii="Calibri" w:eastAsia="Calibri" w:hAnsi="Calibri" w:cs="Calibri"/>
+                <w:sz w:val="22"/>
+              </w:rPr>
+              <w:t>SELECT COUNT(*) FROM student_qualifications WHERE NAME = 'BE' AND MARKS &gt; 60 AND university = 'Harvard University';</w:t>
+            </w:r>
           </w:p>
         </w:tc>
       </w:tr>
@@ -1878,6 +1481,13 @@
                 <w:sz w:val="22"/>
               </w:rPr>
             </w:pPr>
+            <w:r>
+              <w:rPr>
+                <w:rFonts w:ascii="Calibri" w:eastAsia="Calibri" w:hAnsi="Calibri" w:cs="Calibri"/>
+                <w:sz w:val="22"/>
+              </w:rPr>
+              <w:t>SELECT COUNT(*) FROM course;</w:t>
+            </w:r>
           </w:p>
         </w:tc>
       </w:tr>
@@ -1917,25 +1527,7 @@
                 <w:color w:val="000000"/>
                 <w:sz w:val="20"/>
               </w:rPr>
-              <w:t xml:space="preserve">Count how many distinct universities from </w:t>
-            </w:r>
-            <w:proofErr w:type="spellStart"/>
-            <w:r>
-              <w:rPr>
-                <w:rFonts w:ascii="Palatino Linotype" w:eastAsia="Palatino Linotype" w:hAnsi="Palatino Linotype" w:cs="Palatino Linotype"/>
-                <w:color w:val="000000"/>
-                <w:sz w:val="20"/>
-              </w:rPr>
-              <w:t>student_qualifications</w:t>
-            </w:r>
-            <w:proofErr w:type="spellEnd"/>
-            <w:r>
-              <w:rPr>
-                <w:rFonts w:ascii="Palatino Linotype" w:eastAsia="Palatino Linotype" w:hAnsi="Palatino Linotype" w:cs="Palatino Linotype"/>
-                <w:color w:val="000000"/>
-                <w:sz w:val="20"/>
-              </w:rPr>
-              <w:t xml:space="preserve"> table.</w:t>
+              <w:t>Count how many distinct universities from student_qualifications table.</w:t>
             </w:r>
           </w:p>
         </w:tc>
@@ -2008,7 +1600,6 @@
                 <w:color w:val="000000"/>
                 <w:sz w:val="20"/>
               </w:rPr>
-              <w:lastRenderedPageBreak/>
               <w:t>Find the maximum marks any student has got in “BE”.</w:t>
             </w:r>
           </w:p>

--- a/DBT/lab/Assignment/Assignment008 (Aggregate Functions).docx
+++ b/DBT/lab/Assignment/Assignment008 (Aggregate Functions).docx
@@ -1634,6 +1634,20 @@
                 <w:sz w:val="22"/>
               </w:rPr>
             </w:pPr>
+            <w:r>
+              <w:rPr>
+                <w:rFonts w:ascii="Calibri" w:eastAsia="Calibri" w:hAnsi="Calibri" w:cs="Calibri"/>
+                <w:sz w:val="22"/>
+              </w:rPr>
+              <w:t>select max(marks) from student_qualifications where name="BE"</w:t>
+            </w:r>
+            <w:r>
+              <w:rPr>
+                <w:rFonts w:ascii="Calibri" w:eastAsia="Calibri" w:hAnsi="Calibri" w:cs="Calibri"/>
+                <w:sz w:val="22"/>
+              </w:rPr>
+              <w:t>;</w:t>
+            </w:r>
           </w:p>
         </w:tc>
       </w:tr>
